--- a/Knitted_Markdowns/Tetranychus_urticae_multiple_strains.docx
+++ b/Knitted_Markdowns/Tetranychus_urticae_multiple_strains.docx
@@ -854,6 +854,26 @@
         <w:t xml:space="preserve">Statistical Analysis</w:t>
       </w:r>
     </w:p>
+    <w:p>
+      <w:pPr>
+        <w:pStyle w:val="SourceCode"/>
+      </w:pPr>
+      <w:r>
+        <w:rPr>
+          <w:rStyle w:val="VerbatimChar"/>
+        </w:rPr>
+        <w:t xml:space="preserve">## Warning: NAs introduced by coercion</w:t>
+      </w:r>
+      <w:r>
+        <w:br/>
+      </w:r>
+      <w:r>
+        <w:rPr>
+          <w:rStyle w:val="VerbatimChar"/>
+        </w:rPr>
+        <w:t xml:space="preserve">## Warning: NAs introduced by coercion</w:t>
+      </w:r>
+    </w:p>
     <w:bookmarkStart w:id="35" w:name="X28a23c8c518b1e72cdb0204b32b2c21bc767919"/>
     <w:p>
       <w:pPr>
@@ -879,7 +899,7 @@
         <w:rPr>
           <w:rStyle w:val="VerbatimChar"/>
         </w:rPr>
-        <w:t xml:space="preserve">## Warning: NAs introduced by coercion</w:t>
+        <w:t xml:space="preserve">## `stat_bin()` using `bins = 30`. Pick better value `binwidth`.</w:t>
       </w:r>
     </w:p>
     <w:p>
@@ -890,18 +910,7 @@
         <w:rPr>
           <w:rStyle w:val="VerbatimChar"/>
         </w:rPr>
-        <w:t xml:space="preserve">## `stat_bin()` using `bins = 30`. Pick better value `binwidth`.</w:t>
-      </w:r>
-    </w:p>
-    <w:p>
-      <w:pPr>
-        <w:pStyle w:val="SourceCode"/>
-      </w:pPr>
-      <w:r>
-        <w:rPr>
-          <w:rStyle w:val="VerbatimChar"/>
-        </w:rPr>
-        <w:t xml:space="preserve">## Warning: Removed 451 rows containing non-finite outside the scale range (`stat_bin()`).</w:t>
+        <w:t xml:space="preserve">## Warning: Removed 314 rows containing non-finite outside the scale range (`stat_bin()`).</w:t>
       </w:r>
     </w:p>
     <w:p>
@@ -967,7 +976,7 @@
         <w:rPr>
           <w:rStyle w:val="VerbatimChar"/>
         </w:rPr>
-        <w:t xml:space="preserve">## Warning: Removed 451 rows containing non-finite outside the scale range (`stat_boxplot()`).</w:t>
+        <w:t xml:space="preserve">## Warning: Removed 314 rows containing non-finite outside the scale range (`stat_boxplot()`).</w:t>
       </w:r>
     </w:p>
     <w:p>
@@ -1041,6 +1050,15 @@
         <w:t xml:space="preserve">Fitness ~ Temp.treatment + (1|random)</w:t>
       </w:r>
     </w:p>
+    <w:bookmarkStart w:id="33" w:name="X4d75bf29afdb3f3059f51b0f64a8b52a72d0286"/>
+    <w:p>
+      <w:pPr>
+        <w:pStyle w:val="Heading4"/>
+      </w:pPr>
+      <w:r>
+        <w:t xml:space="preserve">Results for main effect of temperature on fitness</w:t>
+      </w:r>
+    </w:p>
     <w:p>
       <w:pPr>
         <w:pStyle w:val="SourceCode"/>
@@ -1049,35 +1067,6 @@
         <w:rPr>
           <w:rStyle w:val="VerbatimChar"/>
         </w:rPr>
-        <w:t xml:space="preserve">## Warning in finalizeTMB(TMBStruc, obj, fit, h, data.tmb.old): Model convergence problem; non-positive-definite Hessian</w:t>
-      </w:r>
-      <w:r>
-        <w:br/>
-      </w:r>
-      <w:r>
-        <w:rPr>
-          <w:rStyle w:val="VerbatimChar"/>
-        </w:rPr>
-        <w:t xml:space="preserve">## matrix. See vignette('troubleshooting')</w:t>
-      </w:r>
-    </w:p>
-    <w:bookmarkStart w:id="33" w:name="X4d75bf29afdb3f3059f51b0f64a8b52a72d0286"/>
-    <w:p>
-      <w:pPr>
-        <w:pStyle w:val="Heading4"/>
-      </w:pPr>
-      <w:r>
-        <w:t xml:space="preserve">Results for main effect of temperature on fitness</w:t>
-      </w:r>
-    </w:p>
-    <w:p>
-      <w:pPr>
-        <w:pStyle w:val="SourceCode"/>
-      </w:pPr>
-      <w:r>
-        <w:rPr>
-          <w:rStyle w:val="VerbatimChar"/>
-        </w:rPr>
         <w:t xml:space="preserve">## $`population_Beis C `</w:t>
       </w:r>
       <w:r>
@@ -1123,25 +1112,43 @@
         <w:rPr>
           <w:rStyle w:val="VerbatimChar"/>
         </w:rPr>
-        <w:t xml:space="preserve">##                Df    AIC     LRT Pr(&gt;Chi)</w:t>
-      </w:r>
-      <w:r>
-        <w:br/>
-      </w:r>
-      <w:r>
-        <w:rPr>
-          <w:rStyle w:val="VerbatimChar"/>
-        </w:rPr>
-        <w:t xml:space="preserve">## &lt;none&gt;            20.041                 </w:t>
-      </w:r>
-      <w:r>
-        <w:br/>
-      </w:r>
-      <w:r>
-        <w:rPr>
-          <w:rStyle w:val="VerbatimChar"/>
-        </w:rPr>
-        <w:t xml:space="preserve">## Temp.treatment  2 16.340 0.29983   0.8608</w:t>
+        <w:t xml:space="preserve">##                Df    AIC    LRT Pr(&gt;Chi)  </w:t>
+      </w:r>
+      <w:r>
+        <w:br/>
+      </w:r>
+      <w:r>
+        <w:rPr>
+          <w:rStyle w:val="VerbatimChar"/>
+        </w:rPr>
+        <w:t xml:space="preserve">## &lt;none&gt;            114.49                  </w:t>
+      </w:r>
+      <w:r>
+        <w:br/>
+      </w:r>
+      <w:r>
+        <w:rPr>
+          <w:rStyle w:val="VerbatimChar"/>
+        </w:rPr>
+        <w:t xml:space="preserve">## Temp.treatment  2 115.89 5.4045  0.06706 .</w:t>
+      </w:r>
+      <w:r>
+        <w:br/>
+      </w:r>
+      <w:r>
+        <w:rPr>
+          <w:rStyle w:val="VerbatimChar"/>
+        </w:rPr>
+        <w:t xml:space="preserve">## ---</w:t>
+      </w:r>
+      <w:r>
+        <w:br/>
+      </w:r>
+      <w:r>
+        <w:rPr>
+          <w:rStyle w:val="VerbatimChar"/>
+        </w:rPr>
+        <w:t xml:space="preserve">## Signif. codes:  0 '***' 0.001 '**' 0.01 '*' 0.05 '.' 0.1 ' ' 1</w:t>
       </w:r>
       <w:r>
         <w:br/>
@@ -1204,25 +1211,43 @@
         <w:rPr>
           <w:rStyle w:val="VerbatimChar"/>
         </w:rPr>
-        <w:t xml:space="preserve">##                Df    AIC LRT Pr(&gt;Chi)</w:t>
-      </w:r>
-      <w:r>
-        <w:br/>
-      </w:r>
-      <w:r>
-        <w:rPr>
-          <w:rStyle w:val="VerbatimChar"/>
-        </w:rPr>
-        <w:t xml:space="preserve">## &lt;none&gt;                               </w:t>
-      </w:r>
-      <w:r>
-        <w:br/>
-      </w:r>
-      <w:r>
-        <w:rPr>
-          <w:rStyle w:val="VerbatimChar"/>
-        </w:rPr>
-        <w:t xml:space="preserve">## Temp.treatment  2 14.691             </w:t>
+        <w:t xml:space="preserve">##                Df    AIC   LRT Pr(&gt;Chi)   </w:t>
+      </w:r>
+      <w:r>
+        <w:br/>
+      </w:r>
+      <w:r>
+        <w:rPr>
+          <w:rStyle w:val="VerbatimChar"/>
+        </w:rPr>
+        <w:t xml:space="preserve">## &lt;none&gt;            110.04                  </w:t>
+      </w:r>
+      <w:r>
+        <w:br/>
+      </w:r>
+      <w:r>
+        <w:rPr>
+          <w:rStyle w:val="VerbatimChar"/>
+        </w:rPr>
+        <w:t xml:space="preserve">## Temp.treatment  2 118.49 12.45  0.00198 **</w:t>
+      </w:r>
+      <w:r>
+        <w:br/>
+      </w:r>
+      <w:r>
+        <w:rPr>
+          <w:rStyle w:val="VerbatimChar"/>
+        </w:rPr>
+        <w:t xml:space="preserve">## ---</w:t>
+      </w:r>
+      <w:r>
+        <w:br/>
+      </w:r>
+      <w:r>
+        <w:rPr>
+          <w:rStyle w:val="VerbatimChar"/>
+        </w:rPr>
+        <w:t xml:space="preserve">## Signif. codes:  0 '***' 0.001 '**' 0.01 '*' 0.05 '.' 0.1 ' ' 1</w:t>
       </w:r>
       <w:r>
         <w:br/>
@@ -1285,25 +1310,25 @@
         <w:rPr>
           <w:rStyle w:val="VerbatimChar"/>
         </w:rPr>
-        <w:t xml:space="preserve">##                Df    AIC    LRT  Pr(&gt;Chi)    </w:t>
-      </w:r>
-      <w:r>
-        <w:br/>
-      </w:r>
-      <w:r>
-        <w:rPr>
-          <w:rStyle w:val="VerbatimChar"/>
-        </w:rPr>
-        <w:t xml:space="preserve">## &lt;none&gt;            61.563                     </w:t>
-      </w:r>
-      <w:r>
-        <w:br/>
-      </w:r>
-      <w:r>
-        <w:rPr>
-          <w:rStyle w:val="VerbatimChar"/>
-        </w:rPr>
-        <w:t xml:space="preserve">## Temp.treatment  2 72.548 14.984 0.0005575 ***</w:t>
+        <w:t xml:space="preserve">##                Df    AIC    LRT Pr(&gt;Chi)   </w:t>
+      </w:r>
+      <w:r>
+        <w:br/>
+      </w:r>
+      <w:r>
+        <w:rPr>
+          <w:rStyle w:val="VerbatimChar"/>
+        </w:rPr>
+        <w:t xml:space="preserve">## &lt;none&gt;            327.46                   </w:t>
+      </w:r>
+      <w:r>
+        <w:br/>
+      </w:r>
+      <w:r>
+        <w:rPr>
+          <w:rStyle w:val="VerbatimChar"/>
+        </w:rPr>
+        <w:t xml:space="preserve">## Temp.treatment  2 334.71 11.248 0.003609 **</w:t>
       </w:r>
       <w:r>
         <w:br/>
@@ -1384,25 +1409,43 @@
         <w:rPr>
           <w:rStyle w:val="VerbatimChar"/>
         </w:rPr>
-        <w:t xml:space="preserve">##                Df    AIC    LRT Pr(&gt;Chi)</w:t>
-      </w:r>
-      <w:r>
-        <w:br/>
-      </w:r>
-      <w:r>
-        <w:rPr>
-          <w:rStyle w:val="VerbatimChar"/>
-        </w:rPr>
-        <w:t xml:space="preserve">## &lt;none&gt;            40.252                </w:t>
-      </w:r>
-      <w:r>
-        <w:br/>
-      </w:r>
-      <w:r>
-        <w:rPr>
-          <w:rStyle w:val="VerbatimChar"/>
-        </w:rPr>
-        <w:t xml:space="preserve">## Temp.treatment  2 40.855 4.6032   0.1001</w:t>
+        <w:t xml:space="preserve">##                Df    AIC    LRT Pr(&gt;Chi)  </w:t>
+      </w:r>
+      <w:r>
+        <w:br/>
+      </w:r>
+      <w:r>
+        <w:rPr>
+          <w:rStyle w:val="VerbatimChar"/>
+        </w:rPr>
+        <w:t xml:space="preserve">## &lt;none&gt;            159.82                  </w:t>
+      </w:r>
+      <w:r>
+        <w:br/>
+      </w:r>
+      <w:r>
+        <w:rPr>
+          <w:rStyle w:val="VerbatimChar"/>
+        </w:rPr>
+        <w:t xml:space="preserve">## Temp.treatment  2 164.99 9.1717  0.01019 *</w:t>
+      </w:r>
+      <w:r>
+        <w:br/>
+      </w:r>
+      <w:r>
+        <w:rPr>
+          <w:rStyle w:val="VerbatimChar"/>
+        </w:rPr>
+        <w:t xml:space="preserve">## ---</w:t>
+      </w:r>
+      <w:r>
+        <w:br/>
+      </w:r>
+      <w:r>
+        <w:rPr>
+          <w:rStyle w:val="VerbatimChar"/>
+        </w:rPr>
+        <w:t xml:space="preserve">## Signif. codes:  0 '***' 0.001 '**' 0.01 '*' 0.05 '.' 0.1 ' ' 1</w:t>
       </w:r>
     </w:p>
     <w:bookmarkEnd w:id="33"/>
@@ -1432,34 +1475,34 @@
         <w:rPr>
           <w:rStyle w:val="VerbatimChar"/>
         </w:rPr>
-        <w:t xml:space="preserve">##  contrast         ratio           SE  df null z.ratio p.value</w:t>
-      </w:r>
-      <w:r>
-        <w:br/>
-      </w:r>
-      <w:r>
-        <w:rPr>
-          <w:rStyle w:val="VerbatimChar"/>
-        </w:rPr>
-        <w:t xml:space="preserve">##  opt / high 56450647530 2.639386e+16 Inf    1   0.000  1.0000</w:t>
-      </w:r>
-      <w:r>
-        <w:br/>
-      </w:r>
-      <w:r>
-        <w:rPr>
-          <w:rStyle w:val="VerbatimChar"/>
-        </w:rPr>
-        <w:t xml:space="preserve">##  opt / low   3461193903 4.007176e+14 Inf    1   0.000  0.9998</w:t>
-      </w:r>
-      <w:r>
-        <w:br/>
-      </w:r>
-      <w:r>
-        <w:rPr>
-          <w:rStyle w:val="VerbatimChar"/>
-        </w:rPr>
-        <w:t xml:space="preserve">##  high / low           0 2.953300e+04 Inf    1   0.000  1.0000</w:t>
+        <w:t xml:space="preserve">##  contrast          ratio           SE  df null z.ratio p.value</w:t>
+      </w:r>
+      <w:r>
+        <w:br/>
+      </w:r>
+      <w:r>
+        <w:rPr>
+          <w:rStyle w:val="VerbatimChar"/>
+        </w:rPr>
+        <w:t xml:space="preserve">##  opt / high 2.077081e+12 4.435804e+16 Inf    1   0.001  0.9989</w:t>
+      </w:r>
+      <w:r>
+        <w:br/>
+      </w:r>
+      <w:r>
+        <w:rPr>
+          <w:rStyle w:val="VerbatimChar"/>
+        </w:rPr>
+        <w:t xml:space="preserve">##  opt / low  1.000000e+00 1.000000e+00 Inf    1  -0.126  0.9000</w:t>
+      </w:r>
+      <w:r>
+        <w:br/>
+      </w:r>
+      <w:r>
+        <w:rPr>
+          <w:rStyle w:val="VerbatimChar"/>
+        </w:rPr>
+        <w:t xml:space="preserve">##  high / low 0.000000e+00 0.000000e+00 Inf    1  -0.001  0.9989</w:t>
       </w:r>
       <w:r>
         <w:br/>
@@ -1504,34 +1547,34 @@
         <w:rPr>
           <w:rStyle w:val="VerbatimChar"/>
         </w:rPr>
-        <w:t xml:space="preserve">##  contrast          ratio  SE  df null z.ratio p.value</w:t>
-      </w:r>
-      <w:r>
-        <w:br/>
-      </w:r>
-      <w:r>
-        <w:rPr>
-          <w:rStyle w:val="VerbatimChar"/>
-        </w:rPr>
-        <w:t xml:space="preserve">##  opt / high 2.813239e+20 NaN Inf    1     NaN     NaN</w:t>
-      </w:r>
-      <w:r>
-        <w:br/>
-      </w:r>
-      <w:r>
-        <w:rPr>
-          <w:rStyle w:val="VerbatimChar"/>
-        </w:rPr>
-        <w:t xml:space="preserve">##  opt / low  1.062906e+19 NaN Inf    1     NaN     NaN</w:t>
-      </w:r>
-      <w:r>
-        <w:br/>
-      </w:r>
-      <w:r>
-        <w:rPr>
-          <w:rStyle w:val="VerbatimChar"/>
-        </w:rPr>
-        <w:t xml:space="preserve">##  high / low 0.000000e+00 NaN Inf    1     NaN     NaN</w:t>
+        <w:t xml:space="preserve">##  contrast        ratio           SE  df null z.ratio p.value</w:t>
+      </w:r>
+      <w:r>
+        <w:br/>
+      </w:r>
+      <w:r>
+        <w:rPr>
+          <w:rStyle w:val="VerbatimChar"/>
+        </w:rPr>
+        <w:t xml:space="preserve">##  opt / high 2.2191e+12 4.147187e+16 Inf    1   0.002  0.9988</w:t>
+      </w:r>
+      <w:r>
+        <w:br/>
+      </w:r>
+      <w:r>
+        <w:rPr>
+          <w:rStyle w:val="VerbatimChar"/>
+        </w:rPr>
+        <w:t xml:space="preserve">##  opt / low  3.0000e+00 1.000000e+00 Inf    1   2.029  0.0425</w:t>
+      </w:r>
+      <w:r>
+        <w:br/>
+      </w:r>
+      <w:r>
+        <w:rPr>
+          <w:rStyle w:val="VerbatimChar"/>
+        </w:rPr>
+        <w:t xml:space="preserve">##  high / low 0.0000e+00 0.000000e+00 Inf    1  -0.001  0.9988</w:t>
       </w:r>
       <w:r>
         <w:br/>
@@ -1576,34 +1619,34 @@
         <w:rPr>
           <w:rStyle w:val="VerbatimChar"/>
         </w:rPr>
-        <w:t xml:space="preserve">##  contrast         ratio           SE  df null z.ratio p.value</w:t>
-      </w:r>
-      <w:r>
-        <w:br/>
-      </w:r>
-      <w:r>
-        <w:rPr>
-          <w:rStyle w:val="VerbatimChar"/>
-        </w:rPr>
-        <w:t xml:space="preserve">##  opt / high 15967410630 4.171035e+14 Inf    1   0.001  0.9993</w:t>
-      </w:r>
-      <w:r>
-        <w:br/>
-      </w:r>
-      <w:r>
-        <w:rPr>
-          <w:rStyle w:val="VerbatimChar"/>
-        </w:rPr>
-        <w:t xml:space="preserve">##  opt / low   9004836259 2.251814e+14 Inf    1   0.001  0.9993</w:t>
-      </w:r>
-      <w:r>
-        <w:br/>
-      </w:r>
-      <w:r>
-        <w:rPr>
-          <w:rStyle w:val="VerbatimChar"/>
-        </w:rPr>
-        <w:t xml:space="preserve">##  high / low           1 2.039400e+04 Inf    1   0.000  1.0000</w:t>
+        <w:t xml:space="preserve">##  contrast       ratio        SE  df null z.ratio p.value</w:t>
+      </w:r>
+      <w:r>
+        <w:br/>
+      </w:r>
+      <w:r>
+        <w:rPr>
+          <w:rStyle w:val="VerbatimChar"/>
+        </w:rPr>
+        <w:t xml:space="preserve">##  opt / high 19.471633 10.330515 Inf    1   5.596  &lt;.0001</w:t>
+      </w:r>
+      <w:r>
+        <w:br/>
+      </w:r>
+      <w:r>
+        <w:rPr>
+          <w:rStyle w:val="VerbatimChar"/>
+        </w:rPr>
+        <w:t xml:space="preserve">##  opt / low   2.783375  0.877766 Inf    1   3.246  0.0012</w:t>
+      </w:r>
+      <w:r>
+        <w:br/>
+      </w:r>
+      <w:r>
+        <w:rPr>
+          <w:rStyle w:val="VerbatimChar"/>
+        </w:rPr>
+        <w:t xml:space="preserve">##  high / low  0.142945  0.078892 Inf    1  -3.525  0.0004</w:t>
       </w:r>
       <w:r>
         <w:br/>
@@ -1648,34 +1691,34 @@
         <w:rPr>
           <w:rStyle w:val="VerbatimChar"/>
         </w:rPr>
-        <w:t xml:space="preserve">##  contrast          ratio          SE  df null z.ratio p.value</w:t>
-      </w:r>
-      <w:r>
-        <w:br/>
-      </w:r>
-      <w:r>
-        <w:rPr>
-          <w:rStyle w:val="VerbatimChar"/>
-        </w:rPr>
-        <w:t xml:space="preserve">##  opt / high 1.824598e+14 1.33105e+21 Inf    1   0.000  1.0000</w:t>
-      </w:r>
-      <w:r>
-        <w:br/>
-      </w:r>
-      <w:r>
-        <w:rPr>
-          <w:rStyle w:val="VerbatimChar"/>
-        </w:rPr>
-        <w:t xml:space="preserve">##  opt / low  5.000000e+00 5.00000e+00 Inf    1   1.267  0.2050</w:t>
-      </w:r>
-      <w:r>
-        <w:br/>
-      </w:r>
-      <w:r>
-        <w:rPr>
-          <w:rStyle w:val="VerbatimChar"/>
-        </w:rPr>
-        <w:t xml:space="preserve">##  high / low 0.000000e+00 0.00000e+00 Inf    1   0.000  1.0000</w:t>
+        <w:t xml:space="preserve">##  contrast          ratio           SE  df null z.ratio p.value</w:t>
+      </w:r>
+      <w:r>
+        <w:br/>
+      </w:r>
+      <w:r>
+        <w:rPr>
+          <w:rStyle w:val="VerbatimChar"/>
+        </w:rPr>
+        <w:t xml:space="preserve">##  opt / high 3.156557e+13 5.816558e+17 Inf    1   0.002  0.9987</w:t>
+      </w:r>
+      <w:r>
+        <w:br/>
+      </w:r>
+      <w:r>
+        <w:rPr>
+          <w:rStyle w:val="VerbatimChar"/>
+        </w:rPr>
+        <w:t xml:space="preserve">##  opt / low  4.000000e+00 3.000000e+00 Inf    1   1.769  0.0769</w:t>
+      </w:r>
+      <w:r>
+        <w:br/>
+      </w:r>
+      <w:r>
+        <w:rPr>
+          <w:rStyle w:val="VerbatimChar"/>
+        </w:rPr>
+        <w:t xml:space="preserve">##  high / low 0.000000e+00 0.000000e+00 Inf    1  -0.002  0.9987</w:t>
       </w:r>
       <w:r>
         <w:br/>
@@ -2480,31 +2523,6 @@
           </wp:inline>
         </w:drawing>
       </w:r>
-    </w:p>
-    <w:p>
-      <w:pPr>
-        <w:pStyle w:val="SourceCode"/>
-      </w:pPr>
-      <w:r>
-        <w:rPr>
-          <w:rStyle w:val="VerbatimChar"/>
-        </w:rPr>
-        <w:t xml:space="preserve">## Warning in finalizeTMB(TMBStruc, obj, fit, h, data.tmb.old): Model convergence problem; non-positive-definite Hessian</w:t>
-      </w:r>
-      <w:r>
-        <w:br/>
-      </w:r>
-      <w:r>
-        <w:rPr>
-          <w:rStyle w:val="VerbatimChar"/>
-        </w:rPr>
-        <w:t xml:space="preserve">## matrix. See vignette('troubleshooting')</w:t>
-      </w:r>
-    </w:p>
-    <w:p>
-      <w:pPr>
-        <w:pStyle w:val="FirstParagraph"/>
-      </w:pPr>
       <w:r>
         <w:drawing>
           <wp:inline>
